--- a/templates/LOAN_AGREEMENT_Template.docx
+++ b/templates/LOAN_AGREEMENT_Template.docx
@@ -37,52 +37,14 @@
           <w:b/>
           <w:sz w:val="28"/>
         </w:rPr>
-        <w:t>ATP</w:t>
-      </w:r>
-      <w:r>
-        <w:rPr>
-          <w:b/>
-          <w:spacing w:val="-9"/>
+        <w:t>{{LENDER_NAME}}</w:t>
+      </w:r>
+      <w:r>
+        <w:rPr>
+          <w:b/>
           <w:sz w:val="28"/>
         </w:rPr>
-        <w:t xml:space="preserve"> </w:t>
-      </w:r>
-      <w:r>
-        <w:rPr>
-          <w:b/>
-          <w:sz w:val="28"/>
-        </w:rPr>
-        <w:t>ENG</w:t>
-      </w:r>
-      <w:r>
-        <w:rPr>
-          <w:b/>
-          <w:spacing w:val="-2"/>
-          <w:sz w:val="28"/>
-        </w:rPr>
-        <w:t xml:space="preserve"> </w:t>
-      </w:r>
-      <w:r>
-        <w:rPr>
-          <w:b/>
-          <w:sz w:val="28"/>
-        </w:rPr>
-        <w:t>&amp;</w:t>
-      </w:r>
-      <w:r>
-        <w:rPr>
-          <w:b/>
-          <w:spacing w:val="-7"/>
-          <w:sz w:val="28"/>
-        </w:rPr>
-        <w:t xml:space="preserve"> </w:t>
-      </w:r>
-      <w:r>
-        <w:rPr>
-          <w:b/>
-          <w:sz w:val="28"/>
-        </w:rPr>
-        <w:t>DESIGN,</w:t>
+        <w:t>,</w:t>
       </w:r>
       <w:r>
         <w:rPr>
@@ -276,37 +238,9 @@
       </w:r>
       <w:r>
         <w:tab/>
-        <w:t>ATP ENG</w:t>
-      </w:r>
-      <w:r>
-        <w:rPr>
-          <w:spacing w:val="1"/>
-        </w:rPr>
-        <w:t xml:space="preserve"> </w:t>
-      </w:r>
-      <w:r>
-        <w:t>&amp;</w:t>
-      </w:r>
-      <w:r>
-        <w:rPr>
-          <w:spacing w:val="-5"/>
-        </w:rPr>
-        <w:t xml:space="preserve"> </w:t>
-      </w:r>
-      <w:r>
-        <w:t>DESIGN,</w:t>
-      </w:r>
-      <w:r>
-        <w:rPr>
-          <w:spacing w:val="-3"/>
-        </w:rPr>
-        <w:t xml:space="preserve"> </w:t>
-      </w:r>
-      <w:r>
-        <w:rPr>
-          <w:spacing w:val="-5"/>
-        </w:rPr>
-        <w:t>LLC</w:t>
+      </w:r>
+      <w:r>
+        <w:t>{{LENDER_NAME}}</w:t>
       </w:r>
     </w:p>
     <w:p>
@@ -462,64 +396,7 @@
         <w:tab/>
       </w:r>
       <w:r>
-        <w:t>6326</w:t>
-      </w:r>
-      <w:r>
-        <w:rPr>
-          <w:spacing w:val="-6"/>
-        </w:rPr>
-        <w:t xml:space="preserve"> </w:t>
-      </w:r>
-      <w:r>
-        <w:t>Oyster</w:t>
-      </w:r>
-      <w:r>
-        <w:rPr>
-          <w:spacing w:val="-4"/>
-        </w:rPr>
-        <w:t xml:space="preserve"> </w:t>
-      </w:r>
-      <w:r>
-        <w:t>Bay</w:t>
-      </w:r>
-      <w:r>
-        <w:rPr>
-          <w:spacing w:val="-1"/>
-        </w:rPr>
-        <w:t xml:space="preserve"> </w:t>
-      </w:r>
-      <w:r>
-        <w:t>Ct,</w:t>
-      </w:r>
-      <w:r>
-        <w:rPr>
-          <w:spacing w:val="-2"/>
-        </w:rPr>
-        <w:t xml:space="preserve"> </w:t>
-      </w:r>
-      <w:r>
-        <w:t>Bridgeville,</w:t>
-      </w:r>
-      <w:r>
-        <w:rPr>
-          <w:spacing w:val="-2"/>
-        </w:rPr>
-        <w:t xml:space="preserve"> </w:t>
-      </w:r>
-      <w:r>
-        <w:t>PA</w:t>
-      </w:r>
-      <w:r>
-        <w:rPr>
-          <w:spacing w:val="-4"/>
-        </w:rPr>
-        <w:t xml:space="preserve"> </w:t>
-      </w:r>
-      <w:r>
-        <w:rPr>
-          <w:spacing w:val="-2"/>
-        </w:rPr>
-        <w:t>15017</w:t>
+        <w:t>{{LENDER_ADDRESS}}</w:t>
       </w:r>
     </w:p>
     <w:p>
@@ -1038,7 +915,22 @@
         <w:t>{{RENEWAL_DATE}}</w:t>
       </w:r>
       <w:r>
-        <w:t xml:space="preserve"> by and between the parties hereto, under which the Lender extended a loan in the principal amount of Eighty Thousand Dollars ($80,000.00) to the Borrower. The terms and conditions stated herein continue and extend the original loan under same principal amount and repayment structure.</w:t>
+        <w:t xml:space="preserve"> by and between the parties hereto, under which the Lender extended a loan in the principal amount of</w:t>
+      </w:r>
+      <w:r>
+        <w:t xml:space="preserve"> </w:t>
+      </w:r>
+      <w:r>
+        <w:t>{{WRITTEN_LOAN_AMOUNT}}</w:t>
+      </w:r>
+      <w:r>
+        <w:t xml:space="preserve"> ($</w:t>
+      </w:r>
+      <w:r>
+        <w:t>{{LOAN_AMOUNT}}</w:t>
+      </w:r>
+      <w:r>
+        <w:t>) to the Borrower. The terms and conditions stated herein continue and extend the original loan under same principal amount and repayment structure.</w:t>
       </w:r>
     </w:p>
     <w:p>
@@ -1568,28 +1460,7 @@
         <w:t xml:space="preserve"> </w:t>
       </w:r>
       <w:r>
-        <w:t>Eighty</w:t>
-      </w:r>
-      <w:r>
-        <w:rPr>
-          <w:spacing w:val="-7"/>
-        </w:rPr>
-        <w:t xml:space="preserve"> </w:t>
-      </w:r>
-      <w:r>
-        <w:t>Thousand</w:t>
-      </w:r>
-      <w:r>
-        <w:rPr>
-          <w:spacing w:val="-13"/>
-        </w:rPr>
-        <w:t xml:space="preserve"> </w:t>
-      </w:r>
-      <w:r>
-        <w:rPr>
-          <w:spacing w:val="-2"/>
-        </w:rPr>
-        <w:t>Dollars</w:t>
+        <w:t>{{WRITTEN_LOAN_AMOUNT}}</w:t>
       </w:r>
     </w:p>
     <w:p>
@@ -1607,7 +1478,16 @@
         <w:rPr>
           <w:spacing w:val="-2"/>
         </w:rPr>
-        <w:t>($80,000.00)</w:t>
+        <w:t>($</w:t>
+      </w:r>
+      <w:r>
+        <w:t>{{LOAN_AMOUNT}}</w:t>
+      </w:r>
+      <w:r>
+        <w:rPr>
+          <w:spacing w:val="-2"/>
+        </w:rPr>
+        <w:t>)</w:t>
       </w:r>
       <w:r>
         <w:rPr>
@@ -1882,70 +1762,42 @@
         <w:t xml:space="preserve"> </w:t>
       </w:r>
       <w:r>
-        <w:t>Eleven-point</w:t>
-      </w:r>
-      <w:r>
-        <w:t xml:space="preserve"> </w:t>
-      </w:r>
-      <w:r>
-        <w:t>Twenty Five</w:t>
-      </w:r>
-      <w:r>
-        <w:t xml:space="preserve"> Percent</w:t>
-      </w:r>
-      <w:r>
-        <w:t xml:space="preserve"> </w:t>
-      </w:r>
-      <w:r>
-        <w:rPr>
-          <w:b/>
-        </w:rPr>
-        <w:t>(1</w:t>
-      </w:r>
-      <w:r>
-        <w:rPr>
-          <w:b/>
-        </w:rPr>
-        <w:t>1</w:t>
-      </w:r>
-      <w:r>
-        <w:rPr>
-          <w:b/>
-        </w:rPr>
-        <w:t>.</w:t>
-      </w:r>
-      <w:r>
-        <w:rPr>
-          <w:b/>
-        </w:rPr>
-        <w:t>2</w:t>
-      </w:r>
-      <w:r>
-        <w:rPr>
-          <w:b/>
-        </w:rPr>
-        <w:t>5</w:t>
-      </w:r>
-      <w:r>
-        <w:rPr>
-          <w:b/>
-        </w:rPr>
-        <w:t>%)</w:t>
-      </w:r>
-      <w:r>
-        <w:t xml:space="preserve">, totaling </w:t>
-      </w:r>
-      <w:r>
-        <w:t>Nine Thousand</w:t>
-      </w:r>
-      <w:r>
-        <w:t xml:space="preserve"> </w:t>
-      </w:r>
-      <w:r>
-        <w:t>Dollars</w:t>
-      </w:r>
-      <w:r>
-        <w:t xml:space="preserve"> and Zero Cents</w:t>
+        <w:t xml:space="preserve">{{WRITTEN_INTEREST_PERCENT}} </w:t>
+      </w:r>
+      <w:r>
+        <w:rPr>
+          <w:b/>
+        </w:rPr>
+        <w:t>(</w:t>
+      </w:r>
+      <w:r>
+        <w:t>{{</w:t>
+      </w:r>
+      <w:r>
+        <w:t>INTEREST_PERCENT</w:t>
+      </w:r>
+      <w:proofErr w:type="gramStart"/>
+      <w:r>
+        <w:t>}}</w:t>
+      </w:r>
+      <w:r>
+        <w:rPr>
+          <w:b/>
+        </w:rPr>
+        <w:t>%</w:t>
+      </w:r>
+      <w:proofErr w:type="gramEnd"/>
+      <w:r>
+        <w:rPr>
+          <w:b/>
+        </w:rPr>
+        <w:t>)</w:t>
+      </w:r>
+      <w:r>
+        <w:t>, totaling</w:t>
+      </w:r>
+      <w:r>
+        <w:t xml:space="preserve"> {{WRITTEN_CALCULATED_INTEREST_AMOUNT}}</w:t>
       </w:r>
       <w:r>
         <w:t xml:space="preserve"> </w:t>
@@ -1960,40 +1812,34 @@
         <w:rPr>
           <w:b/>
         </w:rPr>
-        <w:t>9</w:t>
-      </w:r>
-      <w:r>
-        <w:rPr>
-          <w:b/>
-        </w:rPr>
-        <w:t>,</w:t>
-      </w:r>
-      <w:r>
-        <w:rPr>
-          <w:b/>
-        </w:rPr>
-        <w:t>0</w:t>
-      </w:r>
-      <w:r>
-        <w:rPr>
-          <w:b/>
-        </w:rPr>
-        <w:t>00.00)</w:t>
+        <w:t>{{CALCULATED_INTEREST_AMOUNT}}</w:t>
+      </w:r>
+      <w:r>
+        <w:rPr>
+          <w:b/>
+        </w:rPr>
+        <w:t>)</w:t>
       </w:r>
       <w:r>
         <w:t xml:space="preserve">. The total repayment amount is </w:t>
       </w:r>
       <w:r>
-        <w:t>Eighty</w:t>
-      </w:r>
-      <w:r>
-        <w:t>-</w:t>
-      </w:r>
-      <w:r>
-        <w:t>Nine</w:t>
-      </w:r>
-      <w:r>
-        <w:t xml:space="preserve"> Thousand</w:t>
+        <w:t>{{</w:t>
+      </w:r>
+      <w:r>
+        <w:rPr>
+          <w:b/>
+        </w:rPr>
+        <w:t>WRITTEN_</w:t>
+      </w:r>
+      <w:r>
+        <w:rPr>
+          <w:b/>
+        </w:rPr>
+        <w:t>TOTAL_LOAN_AMOUNT</w:t>
+      </w:r>
+      <w:r>
+        <w:t>}}</w:t>
       </w:r>
       <w:r>
         <w:t xml:space="preserve"> </w:t>
@@ -2011,25 +1857,7 @@
         <w:rPr>
           <w:b/>
         </w:rPr>
-        <w:t>89</w:t>
-      </w:r>
-      <w:r>
-        <w:rPr>
-          <w:b/>
-        </w:rPr>
-        <w:t>,</w:t>
-      </w:r>
-      <w:r>
-        <w:rPr>
-          <w:b/>
-        </w:rPr>
-        <w:t>0</w:t>
-      </w:r>
-      <w:r>
-        <w:rPr>
-          <w:b/>
-        </w:rPr>
-        <w:t>00.00</w:t>
+        <w:t>{{TOTAL_LOAN_AMOUNT}}</w:t>
       </w:r>
       <w:r>
         <w:t>).</w:t>
@@ -2043,131 +1871,7 @@
         <w:jc w:val="both"/>
       </w:pPr>
       <w:r>
-        <w:t xml:space="preserve">Repayment shall be made in </w:t>
-      </w:r>
-      <w:r>
-        <w:t>four</w:t>
-      </w:r>
-      <w:r>
-        <w:t xml:space="preserve"> (</w:t>
-      </w:r>
-      <w:r>
-        <w:t>4</w:t>
-      </w:r>
-      <w:r>
-        <w:t>) equal weekly installments of Two Thousand, Two Hundred and</w:t>
-      </w:r>
-      <w:r>
-        <w:rPr>
-          <w:spacing w:val="-4"/>
-        </w:rPr>
-        <w:t xml:space="preserve"> </w:t>
-      </w:r>
-      <w:r>
-        <w:t>Fifty</w:t>
-      </w:r>
-      <w:r>
-        <w:rPr>
-          <w:spacing w:val="-2"/>
-        </w:rPr>
-        <w:t xml:space="preserve"> </w:t>
-      </w:r>
-      <w:r>
-        <w:t xml:space="preserve">Dollars </w:t>
-      </w:r>
-      <w:r>
-        <w:rPr>
-          <w:b/>
-        </w:rPr>
-        <w:t>($2,250.00),</w:t>
-      </w:r>
-      <w:r>
-        <w:rPr>
-          <w:b/>
-          <w:spacing w:val="-5"/>
-        </w:rPr>
-        <w:t xml:space="preserve"> </w:t>
-      </w:r>
-      <w:r>
-        <w:t>each</w:t>
-      </w:r>
-      <w:r>
-        <w:rPr>
-          <w:spacing w:val="-4"/>
-        </w:rPr>
-        <w:t xml:space="preserve"> </w:t>
-      </w:r>
-      <w:r>
-        <w:t>due</w:t>
-      </w:r>
-      <w:r>
-        <w:rPr>
-          <w:spacing w:val="-2"/>
-        </w:rPr>
-        <w:t xml:space="preserve"> </w:t>
-      </w:r>
-      <w:r>
-        <w:t>every</w:t>
-      </w:r>
-      <w:r>
-        <w:rPr>
-          <w:spacing w:val="-2"/>
-        </w:rPr>
-        <w:t xml:space="preserve"> </w:t>
-      </w:r>
-      <w:r>
-        <w:t>seven</w:t>
-      </w:r>
-      <w:r>
-        <w:rPr>
-          <w:spacing w:val="-4"/>
-        </w:rPr>
-        <w:t xml:space="preserve"> </w:t>
-      </w:r>
-      <w:r>
-        <w:t>(7)</w:t>
-      </w:r>
-      <w:r>
-        <w:rPr>
-          <w:spacing w:val="-1"/>
-        </w:rPr>
-        <w:t xml:space="preserve"> </w:t>
-      </w:r>
-      <w:r>
-        <w:t>calendar</w:t>
-      </w:r>
-      <w:r>
-        <w:rPr>
-          <w:spacing w:val="-2"/>
-        </w:rPr>
-        <w:t xml:space="preserve"> </w:t>
-      </w:r>
-      <w:r>
-        <w:t>days</w:t>
-      </w:r>
-      <w:r>
-        <w:rPr>
-          <w:spacing w:val="-2"/>
-        </w:rPr>
-        <w:t xml:space="preserve"> </w:t>
-      </w:r>
-      <w:r>
-        <w:t>after the execution of this note</w:t>
-      </w:r>
-      <w:r>
-        <w:t xml:space="preserve">. The full loan shall be repaid within </w:t>
-      </w:r>
-      <w:r>
-        <w:t>{{WRITTEN_DATE}}</w:t>
-      </w:r>
-      <w:r>
-        <w:t xml:space="preserve"> days after </w:t>
-      </w:r>
-      <w:r>
-        <w:t>the execution of this note</w:t>
-      </w:r>
-      <w:r>
-        <w:t>.</w:t>
+        <w:t>{{LOAN_AGREEMENT_DETAILS}}</w:t>
       </w:r>
     </w:p>
     <w:p>
@@ -2311,7 +2015,10 @@
       </w:r>
       <w:proofErr w:type="gramEnd"/>
       <w:r>
-        <w:t xml:space="preserve"> this is a deferred principal payment arrangement; however periodic interest-only payments shall be required prior to the maturity date.</w:t>
+        <w:t xml:space="preserve"> this is a deferred principal payment arrangement; </w:t>
+      </w:r>
+      <w:r>
+        <w:t>{{IS_SCHEDULED}}</w:t>
       </w:r>
     </w:p>
     <w:p>
@@ -2821,83 +2528,31 @@
         <w:t xml:space="preserve"> </w:t>
       </w:r>
       <w:r>
-        <w:t>Eighty</w:t>
-      </w:r>
-      <w:r>
-        <w:t>-</w:t>
-      </w:r>
-      <w:r>
-        <w:t>Nine</w:t>
-      </w:r>
-      <w:r>
-        <w:rPr>
-          <w:spacing w:val="-13"/>
-        </w:rPr>
-        <w:t xml:space="preserve"> </w:t>
-      </w:r>
-      <w:r>
-        <w:t>Thousand</w:t>
-      </w:r>
-      <w:r>
-        <w:t xml:space="preserve"> </w:t>
-      </w:r>
-      <w:r>
-        <w:t xml:space="preserve">Dollars </w:t>
-      </w:r>
-      <w:r>
-        <w:rPr>
-          <w:b/>
-        </w:rPr>
-        <w:t>($</w:t>
-      </w:r>
-      <w:r>
-        <w:rPr>
-          <w:b/>
-        </w:rPr>
-        <w:t>89</w:t>
-      </w:r>
-      <w:r>
-        <w:rPr>
-          <w:b/>
-        </w:rPr>
-        <w:t>,</w:t>
-      </w:r>
-      <w:r>
-        <w:rPr>
-          <w:b/>
-        </w:rPr>
-        <w:t>0</w:t>
-      </w:r>
-      <w:r>
-        <w:rPr>
-          <w:b/>
-        </w:rPr>
-        <w:t>00.00</w:t>
-      </w:r>
-      <w:r>
-        <w:t>), the principal amount of the funds, Eighty Thousand</w:t>
-      </w:r>
-      <w:r>
-        <w:rPr>
-          <w:spacing w:val="-4"/>
-        </w:rPr>
-        <w:t xml:space="preserve"> </w:t>
-      </w:r>
-      <w:r>
-        <w:t xml:space="preserve">Dollars </w:t>
-      </w:r>
-      <w:r>
-        <w:rPr>
-          <w:b/>
-        </w:rPr>
-        <w:t>($80,000.00)</w:t>
-      </w:r>
-      <w:r>
-        <w:rPr>
-          <w:b/>
-          <w:spacing w:val="-8"/>
-        </w:rPr>
-        <w:t xml:space="preserve"> </w:t>
+        <w:t>{{</w:t>
+      </w:r>
+      <w:r>
+        <w:rPr>
+          <w:b/>
+        </w:rPr>
+        <w:t>WRITTEN_TOTAL_LOAN_AMOUNT</w:t>
+      </w:r>
+      <w:r>
+        <w:t xml:space="preserve">}} </w:t>
+      </w:r>
+      <w:r>
+        <w:rPr>
+          <w:b/>
+        </w:rPr>
+        <w:t>(${{TOTAL_LOAN_AMOUNT}}</w:t>
+      </w:r>
+      <w:r>
+        <w:t>).</w:t>
+      </w:r>
+      <w:r>
+        <w:t xml:space="preserve">, the principal amount of the funds, </w:t>
+      </w:r>
+      <w:r>
+        <w:t xml:space="preserve">{{WRITTEN_LOAN_AMOUNT}} (${{LOAN_AMOUNT}}) </w:t>
       </w:r>
       <w:r>
         <w:t>shall</w:t>
@@ -3886,31 +3541,7 @@
         <w:rPr>
           <w:b/>
         </w:rPr>
-        <w:t>$</w:t>
-      </w:r>
-      <w:r>
-        <w:rPr>
-          <w:b/>
-        </w:rPr>
-        <w:t>89</w:t>
-      </w:r>
-      <w:r>
-        <w:rPr>
-          <w:b/>
-        </w:rPr>
-        <w:t>,</w:t>
-      </w:r>
-      <w:r>
-        <w:rPr>
-          <w:b/>
-        </w:rPr>
-        <w:t>0</w:t>
-      </w:r>
-      <w:r>
-        <w:rPr>
-          <w:b/>
-        </w:rPr>
-        <w:t>00.00</w:t>
+        <w:t>${{LOAN_AMOUNT}}</w:t>
       </w:r>
       <w:r>
         <w:rPr>
@@ -4714,7 +4345,11 @@
         <w:t xml:space="preserve">Dated: </w:t>
       </w:r>
       <w:r>
-        <w:t>ATP ENG &amp; DESIGN, LLC</w:t>
+        <w:rPr>
+          <w:bCs w:val="0"/>
+          <w:szCs w:val="22"/>
+        </w:rPr>
+        <w:t>{{LENDER_NAME}}</w:t>
       </w:r>
     </w:p>
     <w:p>

--- a/templates/LOAN_AGREEMENT_Template.docx
+++ b/templates/LOAN_AGREEMENT_Template.docx
@@ -804,106 +804,7 @@
         <w:jc w:val="both"/>
       </w:pPr>
       <w:r>
-        <w:t>This Capital Loan Agreement is entered into as an extension of the original note executed on August 13</w:t>
-      </w:r>
-      <w:r>
-        <w:rPr>
-          <w:vertAlign w:val="superscript"/>
-        </w:rPr>
-        <w:t>th</w:t>
-      </w:r>
-      <w:r>
-        <w:t>, 2025,</w:t>
-      </w:r>
-      <w:r>
-        <w:t xml:space="preserve"> and of the prior extension agreement executed on September 19</w:t>
-      </w:r>
-      <w:r>
-        <w:rPr>
-          <w:vertAlign w:val="superscript"/>
-        </w:rPr>
-        <w:t>th</w:t>
-      </w:r>
-      <w:r>
-        <w:t>,</w:t>
-      </w:r>
-      <w:r>
-        <w:t xml:space="preserve"> October 15</w:t>
-      </w:r>
-      <w:r>
-        <w:rPr>
-          <w:vertAlign w:val="superscript"/>
-        </w:rPr>
-        <w:t>th</w:t>
-      </w:r>
-      <w:r>
-        <w:t>,</w:t>
-      </w:r>
-      <w:r>
-        <w:t xml:space="preserve"> </w:t>
-      </w:r>
-      <w:r>
-        <w:t xml:space="preserve"> November 26</w:t>
-      </w:r>
-      <w:r>
-        <w:rPr>
-          <w:vertAlign w:val="superscript"/>
-        </w:rPr>
-        <w:t>th</w:t>
-      </w:r>
-      <w:r>
-        <w:t xml:space="preserve">, </w:t>
-      </w:r>
-      <w:r>
-        <w:t>December 23</w:t>
-      </w:r>
-      <w:r>
-        <w:rPr>
-          <w:vertAlign w:val="superscript"/>
-        </w:rPr>
-        <w:t>rd</w:t>
-      </w:r>
-      <w:r>
-        <w:t xml:space="preserve">, </w:t>
-      </w:r>
-      <w:r>
-        <w:t>2025,</w:t>
-      </w:r>
-      <w:r>
-        <w:t xml:space="preserve"> January 20</w:t>
-      </w:r>
-      <w:r>
-        <w:rPr>
-          <w:vertAlign w:val="superscript"/>
-        </w:rPr>
-        <w:t>th</w:t>
-      </w:r>
-      <w:r>
-        <w:t>, 2026</w:t>
-      </w:r>
-      <w:r>
-        <w:t>, February 17</w:t>
-      </w:r>
-      <w:r>
-        <w:rPr>
-          <w:vertAlign w:val="superscript"/>
-        </w:rPr>
-        <w:t>th</w:t>
-      </w:r>
-      <w:r>
-        <w:t>, 2026, March 17</w:t>
-      </w:r>
-      <w:r>
-        <w:rPr>
-          <w:vertAlign w:val="superscript"/>
-        </w:rPr>
-        <w:t>th</w:t>
-      </w:r>
-      <w:r>
-        <w:t>, 2026</w:t>
-      </w:r>
-      <w:r>
-        <w:t>,</w:t>
+        <w:t xml:space="preserve">This Capital Loan Agreement is entered into as an extension of the original note executed </w:t>
       </w:r>
       <w:r>
         <w:t>{{DATE_HISTORY}}</w:t>
@@ -918,10 +819,7 @@
         <w:t xml:space="preserve"> by and between the parties hereto, under which the Lender extended a loan in the principal amount of</w:t>
       </w:r>
       <w:r>
-        <w:t xml:space="preserve"> </w:t>
-      </w:r>
-      <w:r>
-        <w:t>{{WRITTEN_LOAN_AMOUNT}}</w:t>
+        <w:t xml:space="preserve"> {{WRITTEN_LOAN_AMOUNT}}</w:t>
       </w:r>
       <w:r>
         <w:t xml:space="preserve"> ($</w:t>
@@ -1771,36 +1669,72 @@
         <w:t>(</w:t>
       </w:r>
       <w:r>
+        <w:t>{{INTEREST_PERCENT</w:t>
+      </w:r>
+      <w:proofErr w:type="gramStart"/>
+      <w:r>
+        <w:t>}}</w:t>
+      </w:r>
+      <w:r>
+        <w:rPr>
+          <w:b/>
+        </w:rPr>
+        <w:t>%</w:t>
+      </w:r>
+      <w:proofErr w:type="gramEnd"/>
+      <w:r>
+        <w:rPr>
+          <w:b/>
+        </w:rPr>
+        <w:t>)</w:t>
+      </w:r>
+      <w:r>
+        <w:t>, totaling</w:t>
+      </w:r>
+      <w:r>
+        <w:t xml:space="preserve"> {{WRITTEN_CALCULATED_INTEREST_AMOUNT}}</w:t>
+      </w:r>
+      <w:r>
+        <w:t xml:space="preserve"> </w:t>
+      </w:r>
+      <w:r>
+        <w:rPr>
+          <w:b/>
+        </w:rPr>
+        <w:t>($</w:t>
+      </w:r>
+      <w:r>
+        <w:rPr>
+          <w:b/>
+        </w:rPr>
+        <w:t>{{CALCULATED_INTEREST_AMOUNT}}</w:t>
+      </w:r>
+      <w:r>
+        <w:rPr>
+          <w:b/>
+        </w:rPr>
+        <w:t>)</w:t>
+      </w:r>
+      <w:r>
+        <w:t xml:space="preserve">. The total repayment amount is </w:t>
+      </w:r>
+      <w:r>
         <w:t>{{</w:t>
       </w:r>
       <w:r>
-        <w:t>INTEREST_PERCENT</w:t>
-      </w:r>
-      <w:proofErr w:type="gramStart"/>
+        <w:rPr>
+          <w:b/>
+        </w:rPr>
+        <w:t>WRITTEN_TOTAL_LOAN_AMOUNT</w:t>
+      </w:r>
       <w:r>
         <w:t>}}</w:t>
       </w:r>
       <w:r>
-        <w:rPr>
-          <w:b/>
-        </w:rPr>
-        <w:t>%</w:t>
-      </w:r>
-      <w:proofErr w:type="gramEnd"/>
-      <w:r>
-        <w:rPr>
-          <w:b/>
-        </w:rPr>
-        <w:t>)</w:t>
-      </w:r>
-      <w:r>
-        <w:t>, totaling</w:t>
-      </w:r>
-      <w:r>
-        <w:t xml:space="preserve"> {{WRITTEN_CALCULATED_INTEREST_AMOUNT}}</w:t>
-      </w:r>
-      <w:r>
-        <w:t xml:space="preserve"> </w:t>
+        <w:t xml:space="preserve"> </w:t>
+      </w:r>
+      <w:r>
+        <w:t xml:space="preserve">Dollars </w:t>
       </w:r>
       <w:r>
         <w:rPr>
@@ -1812,66 +1746,19 @@
         <w:rPr>
           <w:b/>
         </w:rPr>
-        <w:t>{{CALCULATED_INTEREST_AMOUNT}}</w:t>
-      </w:r>
-      <w:r>
-        <w:rPr>
-          <w:b/>
-        </w:rPr>
-        <w:t>)</w:t>
-      </w:r>
-      <w:r>
-        <w:t xml:space="preserve">. The total repayment amount is </w:t>
-      </w:r>
-      <w:r>
-        <w:t>{{</w:t>
-      </w:r>
-      <w:r>
-        <w:rPr>
-          <w:b/>
-        </w:rPr>
-        <w:t>WRITTEN_</w:t>
-      </w:r>
-      <w:r>
-        <w:rPr>
-          <w:b/>
-        </w:rPr>
-        <w:t>TOTAL_LOAN_AMOUNT</w:t>
-      </w:r>
-      <w:r>
-        <w:t>}}</w:t>
-      </w:r>
-      <w:r>
-        <w:t xml:space="preserve"> </w:t>
-      </w:r>
-      <w:r>
-        <w:t xml:space="preserve">Dollars </w:t>
-      </w:r>
-      <w:r>
-        <w:rPr>
-          <w:b/>
-        </w:rPr>
-        <w:t>($</w:t>
-      </w:r>
-      <w:r>
-        <w:rPr>
-          <w:b/>
-        </w:rPr>
         <w:t>{{TOTAL_LOAN_AMOUNT}}</w:t>
       </w:r>
       <w:r>
         <w:t>).</w:t>
       </w:r>
-    </w:p>
-    <w:p>
-      <w:pPr>
-        <w:pStyle w:val="BodyText"/>
-        <w:spacing w:before="1" w:line="259" w:lineRule="auto"/>
-        <w:ind w:left="360" w:right="231"/>
-        <w:jc w:val="both"/>
-      </w:pPr>
-      <w:r>
-        <w:t>{{LOAN_AGREEMENT_DETAILS}}</w:t>
+      <w:r>
+        <w:t xml:space="preserve"> </w:t>
+      </w:r>
+      <w:r>
+        <w:br/>
+      </w:r>
+      <w:r>
+        <w:t>The full loan shall be repaid within thirty (30) days, with a maturity date of June 21st, 2026.</w:t>
       </w:r>
     </w:p>
     <w:p>
@@ -2136,7 +2023,7 @@
         <w:rPr>
           <w:spacing w:val="-4"/>
         </w:rPr>
-        <w:t xml:space="preserve">, 2026, the borrower shall incur a Monthly Interest Rate of four percent (4%), equivalent to an annual rate of forty-eight percent (48%), on the matured, unpaid amount. </w:t>
+        <w:t xml:space="preserve">, the borrower shall incur a Monthly Interest Rate of four percent (4%), equivalent to an annual rate of forty-eight percent (48%), on the matured, unpaid amount. </w:t>
       </w:r>
       <w:r>
         <w:t>This penalty will recur monthly until the loan is fully satisfied. If maturity</w:t>

--- a/templates/LOAN_AGREEMENT_Template.docx
+++ b/templates/LOAN_AGREEMENT_Template.docx
@@ -253,133 +253,6 @@
       </w:pPr>
       <w:r>
         <w:rPr>
-          <w:noProof/>
-        </w:rPr>
-        <mc:AlternateContent>
-          <mc:Choice Requires="wps">
-            <w:drawing>
-              <wp:anchor distT="0" distB="0" distL="0" distR="0" simplePos="0" relativeHeight="15728640" behindDoc="0" locked="0" layoutInCell="1" allowOverlap="1" wp14:anchorId="048D932B" wp14:editId="46538953">
-                <wp:simplePos x="0" y="0"/>
-                <wp:positionH relativeFrom="page">
-                  <wp:posOffset>2807970</wp:posOffset>
-                </wp:positionH>
-                <wp:positionV relativeFrom="paragraph">
-                  <wp:posOffset>299785</wp:posOffset>
-                </wp:positionV>
-                <wp:extent cx="3566795" cy="1270"/>
-                <wp:effectExtent l="0" t="0" r="0" b="0"/>
-                <wp:wrapNone/>
-                <wp:docPr id="1" name="Graphic 1"/>
-                <wp:cNvGraphicFramePr>
-                  <a:graphicFrameLocks xmlns:a="http://schemas.openxmlformats.org/drawingml/2006/main"/>
-                </wp:cNvGraphicFramePr>
-                <a:graphic xmlns:a="http://schemas.openxmlformats.org/drawingml/2006/main">
-                  <a:graphicData uri="http://schemas.microsoft.com/office/word/2010/wordprocessingShape">
-                    <wps:wsp>
-                      <wps:cNvSpPr>
-                        <a:spLocks/>
-                      </wps:cNvSpPr>
-                      <wps:spPr>
-                        <a:xfrm>
-                          <a:off x="0" y="0"/>
-                          <a:ext cx="3566795" cy="1270"/>
-                        </a:xfrm>
-                        <a:custGeom>
-                          <a:avLst/>
-                          <a:gdLst/>
-                          <a:ahLst/>
-                          <a:cxnLst/>
-                          <a:rect l="l" t="t" r="r" b="b"/>
-                          <a:pathLst>
-                            <a:path w="3566795">
-                              <a:moveTo>
-                                <a:pt x="0" y="0"/>
-                              </a:moveTo>
-                              <a:lnTo>
-                                <a:pt x="380238" y="0"/>
-                              </a:lnTo>
-                            </a:path>
-                            <a:path w="3566795">
-                              <a:moveTo>
-                                <a:pt x="379475" y="0"/>
-                              </a:moveTo>
-                              <a:lnTo>
-                                <a:pt x="759587" y="0"/>
-                              </a:lnTo>
-                            </a:path>
-                            <a:path w="3566795">
-                              <a:moveTo>
-                                <a:pt x="758825" y="0"/>
-                              </a:moveTo>
-                              <a:lnTo>
-                                <a:pt x="1139063" y="0"/>
-                              </a:lnTo>
-                            </a:path>
-                            <a:path w="3566795">
-                              <a:moveTo>
-                                <a:pt x="1138301" y="0"/>
-                              </a:moveTo>
-                              <a:lnTo>
-                                <a:pt x="1366774" y="0"/>
-                              </a:lnTo>
-                            </a:path>
-                            <a:path w="3566795">
-                              <a:moveTo>
-                                <a:pt x="1366012" y="0"/>
-                              </a:moveTo>
-                              <a:lnTo>
-                                <a:pt x="1518412" y="0"/>
-                              </a:lnTo>
-                            </a:path>
-                            <a:path w="3566795">
-                              <a:moveTo>
-                                <a:pt x="1517650" y="0"/>
-                              </a:moveTo>
-                              <a:lnTo>
-                                <a:pt x="2125345" y="0"/>
-                              </a:lnTo>
-                            </a:path>
-                            <a:path w="3566795">
-                              <a:moveTo>
-                                <a:pt x="2124583" y="0"/>
-                              </a:moveTo>
-                              <a:lnTo>
-                                <a:pt x="3566795" y="0"/>
-                              </a:lnTo>
-                            </a:path>
-                          </a:pathLst>
-                        </a:custGeom>
-                        <a:ln w="9906">
-                          <a:solidFill>
-                            <a:srgbClr val="000000"/>
-                          </a:solidFill>
-                          <a:prstDash val="solid"/>
-                        </a:ln>
-                      </wps:spPr>
-                      <wps:bodyPr wrap="square" lIns="0" tIns="0" rIns="0" bIns="0" rtlCol="0">
-                        <a:prstTxWarp prst="textNoShape">
-                          <a:avLst/>
-                        </a:prstTxWarp>
-                        <a:noAutofit/>
-                      </wps:bodyPr>
-                    </wps:wsp>
-                  </a:graphicData>
-                </a:graphic>
-              </wp:anchor>
-            </w:drawing>
-          </mc:Choice>
-          <mc:Fallback>
-            <w:pict>
-              <v:shape w14:anchorId="66C8FEE6" id="Graphic 1" o:spid="_x0000_s1026" style="position:absolute;margin-left:221.1pt;margin-top:23.6pt;width:280.85pt;height:.1pt;z-index:15728640;visibility:visible;mso-wrap-style:square;mso-wrap-distance-left:0;mso-wrap-distance-top:0;mso-wrap-distance-right:0;mso-wrap-distance-bottom:0;mso-position-horizontal:absolute;mso-position-horizontal-relative:page;mso-position-vertical:absolute;mso-position-vertical-relative:text;v-text-anchor:top" coordsize="3566795,1270" o:gfxdata="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" path="m,l380238,em379475,l759587,em758825,r380238,em1138301,r228473,em1366012,r152400,em1517650,r607695,em2124583,l3566795,e" filled="f" strokeweight=".78pt">
-                <v:path arrowok="t"/>
-                <w10:wrap anchorx="page"/>
-              </v:shape>
-            </w:pict>
-          </mc:Fallback>
-        </mc:AlternateContent>
-      </w:r>
-      <w:r>
-        <w:rPr>
           <w:b/>
           <w:spacing w:val="-2"/>
           <w:position w:val="-7"/>
@@ -398,15 +271,6 @@
       <w:r>
         <w:t>{{LENDER_ADDRESS}}</w:t>
       </w:r>
-    </w:p>
-    <w:p>
-      <w:pPr>
-        <w:pStyle w:val="BodyText"/>
-        <w:spacing w:before="174"/>
-        <w:rPr>
-          <w:sz w:val="22"/>
-        </w:rPr>
-      </w:pPr>
     </w:p>
     <w:p>
       <w:pPr>
@@ -414,9 +278,20 @@
         <w:tabs>
           <w:tab w:val="left" w:pos="3391"/>
         </w:tabs>
+        <w:rPr>
+          <w:spacing w:val="-2"/>
+        </w:rPr>
       </w:pPr>
       <w:bookmarkStart w:id="2" w:name="Borrower:_Rockwell_Goldmann_Properties,_"/>
       <w:bookmarkEnd w:id="2"/>
+    </w:p>
+    <w:p>
+      <w:pPr>
+        <w:pStyle w:val="Heading1"/>
+        <w:tabs>
+          <w:tab w:val="left" w:pos="3391"/>
+        </w:tabs>
+      </w:pPr>
       <w:r>
         <w:rPr>
           <w:spacing w:val="-2"/>
@@ -1734,7 +1609,10 @@
         <w:t xml:space="preserve"> </w:t>
       </w:r>
       <w:r>
-        <w:t xml:space="preserve">Dollars </w:t>
+        <w:t>Dollars</w:t>
+      </w:r>
+      <w:r>
+        <w:t xml:space="preserve"> </w:t>
       </w:r>
       <w:r>
         <w:rPr>
@@ -1754,11 +1632,16 @@
       <w:r>
         <w:t xml:space="preserve"> </w:t>
       </w:r>
-      <w:r>
-        <w:br/>
-      </w:r>
-      <w:r>
-        <w:t>The full loan shall be repaid within thirty (30) days, with a maturity date of June 21st, 2026.</w:t>
+    </w:p>
+    <w:p>
+      <w:pPr>
+        <w:pStyle w:val="BodyText"/>
+        <w:spacing w:before="27" w:line="259" w:lineRule="auto"/>
+        <w:ind w:left="360" w:right="462"/>
+        <w:jc w:val="both"/>
+      </w:pPr>
+      <w:r>
+        <w:t>{{LOAN_AGREEMENT_DETAILS}}</w:t>
       </w:r>
     </w:p>
     <w:p>
@@ -4118,123 +4001,78 @@
     <w:p>
       <w:pPr>
         <w:pStyle w:val="Heading1"/>
+        <w:spacing w:line="271" w:lineRule="auto"/>
+      </w:pPr>
+    </w:p>
+    <w:p>
+      <w:pPr>
         <w:tabs>
-          <w:tab w:val="left" w:pos="5572"/>
+          <w:tab w:val="left" w:pos="5642"/>
+          <w:tab w:val="left" w:pos="8213"/>
         </w:tabs>
-        <w:spacing w:line="271" w:lineRule="auto"/>
-        <w:ind w:left="355" w:right="3844" w:hanging="10"/>
-      </w:pPr>
-      <w:r>
-        <w:rPr>
-          <w:noProof/>
-        </w:rPr>
-        <mc:AlternateContent>
-          <mc:Choice Requires="wps">
-            <w:drawing>
-              <wp:anchor distT="0" distB="0" distL="0" distR="0" simplePos="0" relativeHeight="15729152" behindDoc="0" locked="0" layoutInCell="1" allowOverlap="1" wp14:anchorId="25D5E897" wp14:editId="1A489D75">
-                <wp:simplePos x="0" y="0"/>
-                <wp:positionH relativeFrom="page">
-                  <wp:posOffset>4678045</wp:posOffset>
-                </wp:positionH>
-                <wp:positionV relativeFrom="paragraph">
-                  <wp:posOffset>83147</wp:posOffset>
-                </wp:positionV>
-                <wp:extent cx="1108710" cy="19050"/>
-                <wp:effectExtent l="0" t="0" r="0" b="0"/>
-                <wp:wrapNone/>
-                <wp:docPr id="3" name="Graphic 3"/>
-                <wp:cNvGraphicFramePr>
-                  <a:graphicFrameLocks xmlns:a="http://schemas.openxmlformats.org/drawingml/2006/main"/>
-                </wp:cNvGraphicFramePr>
-                <a:graphic xmlns:a="http://schemas.openxmlformats.org/drawingml/2006/main">
-                  <a:graphicData uri="http://schemas.microsoft.com/office/word/2010/wordprocessingShape">
-                    <wps:wsp>
-                      <wps:cNvSpPr>
-                        <a:spLocks/>
-                      </wps:cNvSpPr>
-                      <wps:spPr>
-                        <a:xfrm>
-                          <a:off x="0" y="0"/>
-                          <a:ext cx="1108710" cy="19050"/>
-                        </a:xfrm>
-                        <a:custGeom>
-                          <a:avLst/>
-                          <a:gdLst/>
-                          <a:ahLst/>
-                          <a:cxnLst/>
-                          <a:rect l="l" t="t" r="r" b="b"/>
-                          <a:pathLst>
-                            <a:path w="1108710" h="19050">
-                              <a:moveTo>
-                                <a:pt x="1108710" y="0"/>
-                              </a:moveTo>
-                              <a:lnTo>
-                                <a:pt x="0" y="0"/>
-                              </a:lnTo>
-                              <a:lnTo>
-                                <a:pt x="0" y="19049"/>
-                              </a:lnTo>
-                              <a:lnTo>
-                                <a:pt x="1108710" y="19049"/>
-                              </a:lnTo>
-                              <a:lnTo>
-                                <a:pt x="1108710" y="0"/>
-                              </a:lnTo>
-                              <a:close/>
-                            </a:path>
-                          </a:pathLst>
-                        </a:custGeom>
-                        <a:solidFill>
-                          <a:srgbClr val="000000"/>
-                        </a:solidFill>
-                      </wps:spPr>
-                      <wps:bodyPr wrap="square" lIns="0" tIns="0" rIns="0" bIns="0" rtlCol="0">
-                        <a:prstTxWarp prst="textNoShape">
-                          <a:avLst/>
-                        </a:prstTxWarp>
-                        <a:noAutofit/>
-                      </wps:bodyPr>
-                    </wps:wsp>
-                  </a:graphicData>
-                </a:graphic>
-              </wp:anchor>
-            </w:drawing>
-          </mc:Choice>
-          <mc:Fallback>
-            <w:pict>
-              <v:shape w14:anchorId="288CF76F" id="Graphic 3" o:spid="_x0000_s1026" style="position:absolute;margin-left:368.35pt;margin-top:6.55pt;width:87.3pt;height:1.5pt;z-index:15729152;visibility:visible;mso-wrap-style:square;mso-wrap-distance-left:0;mso-wrap-distance-top:0;mso-wrap-distance-right:0;mso-wrap-distance-bottom:0;mso-position-horizontal:absolute;mso-position-horizontal-relative:page;mso-position-vertical:absolute;mso-position-vertical-relative:text;v-text-anchor:top" coordsize="1108710,19050" o:gfxdata="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" path="m1108710,l,,,19049r1108710,l1108710,xe" fillcolor="black" stroked="f">
-                <v:path arrowok="t"/>
-                <w10:wrap anchorx="page"/>
-              </v:shape>
-            </w:pict>
-          </mc:Fallback>
-        </mc:AlternateContent>
-      </w:r>
-      <w:r>
-        <w:t>Lender:</w:t>
-      </w:r>
-      <w:r>
-        <w:rPr>
-          <w:spacing w:val="39"/>
-        </w:rPr>
-        <w:t xml:space="preserve"> </w:t>
-      </w:r>
-      <w:r>
-        <w:rPr>
+        <w:spacing w:line="236" w:lineRule="exact"/>
+        <w:ind w:left="345"/>
+        <w:rPr>
+          <w:b/>
+          <w:sz w:val="24"/>
+        </w:rPr>
+      </w:pPr>
+      <w:r>
+        <w:rPr>
+          <w:b/>
+          <w:sz w:val="24"/>
+        </w:rPr>
+        <w:t>Lender</w:t>
+      </w:r>
+      <w:r>
+        <w:rPr>
+          <w:b/>
+          <w:sz w:val="24"/>
+        </w:rPr>
+        <w:t>:</w:t>
+      </w:r>
+      <w:r>
+        <w:rPr>
+          <w:b/>
+          <w:sz w:val="24"/>
           <w:u w:val="thick"/>
         </w:rPr>
         <w:tab/>
       </w:r>
       <w:r>
         <w:rPr>
-          <w:spacing w:val="-4"/>
-        </w:rPr>
-        <w:t xml:space="preserve">Dated: </w:t>
-      </w:r>
-      <w:r>
-        <w:rPr>
-          <w:bCs w:val="0"/>
-          <w:szCs w:val="22"/>
+          <w:b/>
+          <w:spacing w:val="-2"/>
+          <w:sz w:val="24"/>
+        </w:rPr>
+        <w:t>Dated:</w:t>
+      </w:r>
+      <w:r>
+        <w:rPr>
+          <w:b/>
+          <w:sz w:val="24"/>
+          <w:u w:val="thick"/>
+        </w:rPr>
+        <w:tab/>
+      </w:r>
+      <w:r>
+        <w:rPr>
+          <w:b/>
+          <w:sz w:val="24"/>
+          <w:u w:val="thick"/>
+        </w:rPr>
+        <w:br/>
+      </w:r>
+      <w:r>
+        <w:rPr>
+          <w:bCs/>
+        </w:rPr>
+        <w:br/>
+      </w:r>
+      <w:r>
+        <w:rPr>
+          <w:b/>
+          <w:sz w:val="24"/>
         </w:rPr>
         <w:t>{{LENDER_NAME}}</w:t>
       </w:r>

--- a/templates/LOAN_AGREEMENT_Template.docx
+++ b/templates/LOAN_AGREEMENT_Template.docx
@@ -1235,6 +1235,9 @@
       <w:r>
         <w:t>{{WRITTEN_LOAN_AMOUNT}}</w:t>
       </w:r>
+      <w:r>
+        <w:t xml:space="preserve"> Dollars</w:t>
+      </w:r>
     </w:p>
     <w:p>
       <w:pPr>
@@ -1243,6 +1246,7 @@
         <w:ind w:left="360"/>
         <w:rPr>
           <w:b w:val="0"/>
+          <w:spacing w:val="-2"/>
         </w:rPr>
       </w:pPr>
       <w:bookmarkStart w:id="5" w:name="($80,000.00)_(“Principal”)."/>
@@ -1291,26 +1295,42 @@
     </w:p>
     <w:p>
       <w:pPr>
-        <w:pStyle w:val="BodyText"/>
-        <w:spacing w:before="49"/>
-      </w:pPr>
-    </w:p>
-    <w:p>
-      <w:pPr>
-        <w:pStyle w:val="BodyText"/>
-        <w:spacing w:before="49"/>
-      </w:pPr>
-    </w:p>
-    <w:p>
-      <w:pPr>
-        <w:pStyle w:val="BodyText"/>
-        <w:spacing w:before="49"/>
-      </w:pPr>
-    </w:p>
-    <w:p>
-      <w:pPr>
-        <w:pStyle w:val="BodyText"/>
-        <w:spacing w:before="49"/>
+        <w:pStyle w:val="Heading1"/>
+        <w:spacing w:before="23"/>
+        <w:ind w:left="360"/>
+        <w:rPr>
+          <w:b w:val="0"/>
+        </w:rPr>
+      </w:pPr>
+    </w:p>
+    <w:p>
+      <w:pPr>
+        <w:pStyle w:val="Heading1"/>
+        <w:spacing w:before="23"/>
+        <w:ind w:left="360"/>
+        <w:rPr>
+          <w:b w:val="0"/>
+        </w:rPr>
+      </w:pPr>
+    </w:p>
+    <w:p>
+      <w:pPr>
+        <w:pStyle w:val="Heading1"/>
+        <w:spacing w:before="23"/>
+        <w:ind w:left="360"/>
+        <w:rPr>
+          <w:b w:val="0"/>
+        </w:rPr>
+      </w:pPr>
+    </w:p>
+    <w:p>
+      <w:pPr>
+        <w:pStyle w:val="Heading1"/>
+        <w:spacing w:before="23"/>
+        <w:ind w:left="360"/>
+        <w:rPr>
+          <w:b w:val="0"/>
+        </w:rPr>
       </w:pPr>
     </w:p>
     <w:p>
@@ -1334,6 +1354,7 @@
           <w:b/>
           <w:sz w:val="24"/>
         </w:rPr>
+        <w:lastRenderedPageBreak/>
         <w:t>Interest</w:t>
       </w:r>
       <w:r>
@@ -1535,7 +1556,10 @@
         <w:t xml:space="preserve"> </w:t>
       </w:r>
       <w:r>
-        <w:t xml:space="preserve">{{WRITTEN_INTEREST_PERCENT}} </w:t>
+        <w:t>{{WRITTEN_INTEREST_PERCENT}}</w:t>
+      </w:r>
+      <w:r>
+        <w:t xml:space="preserve"> percent </w:t>
       </w:r>
       <w:r>
         <w:rPr>
@@ -1568,6 +1592,9 @@
       </w:r>
       <w:r>
         <w:t xml:space="preserve"> {{WRITTEN_CALCULATED_INTEREST_AMOUNT}}</w:t>
+      </w:r>
+      <w:r>
+        <w:t xml:space="preserve"> Dollars</w:t>
       </w:r>
       <w:r>
         <w:t xml:space="preserve"> </w:t>
@@ -2065,1550 +2092,6 @@
     <w:p>
       <w:pPr>
         <w:pStyle w:val="BodyText"/>
-        <w:spacing w:before="1" w:line="259" w:lineRule="auto"/>
-        <w:ind w:right="231"/>
-        <w:jc w:val="both"/>
-      </w:pPr>
-    </w:p>
-    <w:p>
-      <w:pPr>
-        <w:pStyle w:val="BodyText"/>
-        <w:numPr>
-          <w:ilvl w:val="0"/>
-          <w:numId w:val="1"/>
-        </w:numPr>
-        <w:spacing w:before="1" w:line="259" w:lineRule="auto"/>
-        <w:ind w:right="231"/>
-        <w:jc w:val="both"/>
-        <w:rPr>
-          <w:b/>
-          <w:bCs/>
-        </w:rPr>
-      </w:pPr>
-      <w:r>
-        <w:rPr>
-          <w:b/>
-          <w:bCs/>
-        </w:rPr>
-        <w:t>Transition to Investment Fund</w:t>
-      </w:r>
-    </w:p>
-    <w:p>
-      <w:pPr>
-        <w:pStyle w:val="BodyText"/>
-        <w:spacing w:before="1" w:line="259" w:lineRule="auto"/>
-        <w:ind w:left="600" w:right="231"/>
-      </w:pPr>
-      <w:r>
-        <w:t>The</w:t>
-      </w:r>
-      <w:r>
-        <w:rPr>
-          <w:spacing w:val="-5"/>
-        </w:rPr>
-        <w:t xml:space="preserve"> </w:t>
-      </w:r>
-      <w:r>
-        <w:t>lender</w:t>
-      </w:r>
-      <w:r>
-        <w:rPr>
-          <w:spacing w:val="-5"/>
-        </w:rPr>
-        <w:t xml:space="preserve"> </w:t>
-      </w:r>
-      <w:r>
-        <w:t>acknowledges</w:t>
-      </w:r>
-      <w:r>
-        <w:rPr>
-          <w:spacing w:val="-5"/>
-        </w:rPr>
-        <w:t xml:space="preserve"> </w:t>
-      </w:r>
-      <w:r>
-        <w:t>and</w:t>
-      </w:r>
-      <w:r>
-        <w:rPr>
-          <w:spacing w:val="-7"/>
-        </w:rPr>
-        <w:t xml:space="preserve"> </w:t>
-      </w:r>
-      <w:r>
-        <w:t>agrees</w:t>
-      </w:r>
-      <w:r>
-        <w:rPr>
-          <w:spacing w:val="-4"/>
-        </w:rPr>
-        <w:t xml:space="preserve"> </w:t>
-      </w:r>
-      <w:r>
-        <w:t>that</w:t>
-      </w:r>
-      <w:r>
-        <w:rPr>
-          <w:spacing w:val="-6"/>
-        </w:rPr>
-        <w:t xml:space="preserve"> </w:t>
-      </w:r>
-      <w:r>
-        <w:t>this</w:t>
-      </w:r>
-      <w:r>
-        <w:rPr>
-          <w:spacing w:val="-5"/>
-        </w:rPr>
-        <w:t xml:space="preserve"> </w:t>
-      </w:r>
-      <w:r>
-        <w:t>transaction</w:t>
-      </w:r>
-      <w:r>
-        <w:rPr>
-          <w:spacing w:val="-7"/>
-        </w:rPr>
-        <w:t xml:space="preserve"> </w:t>
-      </w:r>
-      <w:r>
-        <w:t>represents a</w:t>
-      </w:r>
-      <w:r>
-        <w:rPr>
-          <w:spacing w:val="-6"/>
-        </w:rPr>
-        <w:t xml:space="preserve"> </w:t>
-      </w:r>
-      <w:r>
-        <w:t>phase</w:t>
-      </w:r>
-      <w:r>
-        <w:rPr>
-          <w:spacing w:val="-5"/>
-        </w:rPr>
-        <w:t xml:space="preserve"> </w:t>
-      </w:r>
-      <w:r>
-        <w:t>of</w:t>
-      </w:r>
-      <w:r>
-        <w:rPr>
-          <w:spacing w:val="-4"/>
-        </w:rPr>
-        <w:t xml:space="preserve"> </w:t>
-      </w:r>
-      <w:r>
-        <w:t>a</w:t>
-      </w:r>
-      <w:r>
-        <w:rPr>
-          <w:spacing w:val="-6"/>
-        </w:rPr>
-        <w:t xml:space="preserve"> </w:t>
-      </w:r>
-      <w:r>
-        <w:t>broader investment</w:t>
-      </w:r>
-      <w:r>
-        <w:rPr>
-          <w:spacing w:val="-14"/>
-        </w:rPr>
-        <w:t xml:space="preserve"> </w:t>
-      </w:r>
-      <w:r>
-        <w:t>relationship.</w:t>
-      </w:r>
-      <w:r>
-        <w:rPr>
-          <w:spacing w:val="-14"/>
-        </w:rPr>
-        <w:t xml:space="preserve"> </w:t>
-      </w:r>
-      <w:r>
-        <w:t>Upon</w:t>
-      </w:r>
-      <w:r>
-        <w:rPr>
-          <w:spacing w:val="-13"/>
-        </w:rPr>
-        <w:t xml:space="preserve"> </w:t>
-      </w:r>
-      <w:r>
-        <w:t>receipt</w:t>
-      </w:r>
-      <w:r>
-        <w:rPr>
-          <w:spacing w:val="-14"/>
-        </w:rPr>
-        <w:t xml:space="preserve"> </w:t>
-      </w:r>
-      <w:r>
-        <w:t>of</w:t>
-      </w:r>
-      <w:r>
-        <w:rPr>
-          <w:spacing w:val="-13"/>
-        </w:rPr>
-        <w:t xml:space="preserve"> </w:t>
-      </w:r>
-      <w:r>
-        <w:t>the</w:t>
-      </w:r>
-      <w:r>
-        <w:rPr>
-          <w:spacing w:val="-14"/>
-        </w:rPr>
-        <w:t xml:space="preserve"> </w:t>
-      </w:r>
-      <w:r>
-        <w:t>full</w:t>
-      </w:r>
-      <w:r>
-        <w:rPr>
-          <w:spacing w:val="-13"/>
-        </w:rPr>
-        <w:t xml:space="preserve"> </w:t>
-      </w:r>
-      <w:r>
-        <w:t>repayment</w:t>
-      </w:r>
-      <w:r>
-        <w:rPr>
-          <w:spacing w:val="-14"/>
-        </w:rPr>
-        <w:t xml:space="preserve"> </w:t>
-      </w:r>
-      <w:r>
-        <w:t>amount</w:t>
-      </w:r>
-      <w:r>
-        <w:rPr>
-          <w:spacing w:val="-14"/>
-        </w:rPr>
-        <w:t xml:space="preserve"> </w:t>
-      </w:r>
-      <w:r>
-        <w:t>of</w:t>
-      </w:r>
-      <w:r>
-        <w:rPr>
-          <w:spacing w:val="-13"/>
-        </w:rPr>
-        <w:t xml:space="preserve"> </w:t>
-      </w:r>
-      <w:r>
-        <w:t>{{</w:t>
-      </w:r>
-      <w:r>
-        <w:rPr>
-          <w:b/>
-        </w:rPr>
-        <w:t>WRITTEN_TOTAL_LOAN_AMOUNT</w:t>
-      </w:r>
-      <w:r>
-        <w:t xml:space="preserve">}} </w:t>
-      </w:r>
-      <w:r>
-        <w:rPr>
-          <w:b/>
-        </w:rPr>
-        <w:t>(${{TOTAL_LOAN_AMOUNT}}</w:t>
-      </w:r>
-      <w:r>
-        <w:t>).</w:t>
-      </w:r>
-      <w:r>
-        <w:t xml:space="preserve">, the principal amount of the funds, </w:t>
-      </w:r>
-      <w:r>
-        <w:t xml:space="preserve">{{WRITTEN_LOAN_AMOUNT}} (${{LOAN_AMOUNT}}) </w:t>
-      </w:r>
-      <w:r>
-        <w:t>shall</w:t>
-      </w:r>
-      <w:r>
-        <w:rPr>
-          <w:spacing w:val="-4"/>
-        </w:rPr>
-        <w:t xml:space="preserve"> </w:t>
-      </w:r>
-      <w:r>
-        <w:t>be</w:t>
-      </w:r>
-      <w:r>
-        <w:rPr>
-          <w:spacing w:val="-7"/>
-        </w:rPr>
-        <w:t xml:space="preserve"> </w:t>
-      </w:r>
-      <w:r>
-        <w:t>applied</w:t>
-      </w:r>
-      <w:r>
-        <w:rPr>
-          <w:spacing w:val="-9"/>
-        </w:rPr>
-        <w:t xml:space="preserve"> </w:t>
-      </w:r>
-      <w:r>
-        <w:t>as</w:t>
-      </w:r>
-      <w:r>
-        <w:rPr>
-          <w:spacing w:val="-7"/>
-        </w:rPr>
-        <w:t xml:space="preserve"> </w:t>
-      </w:r>
-      <w:r>
-        <w:t>a</w:t>
-      </w:r>
-      <w:r>
-        <w:rPr>
-          <w:spacing w:val="-13"/>
-        </w:rPr>
-        <w:t xml:space="preserve"> </w:t>
-      </w:r>
-      <w:r>
-        <w:t>Capital</w:t>
-      </w:r>
-      <w:r>
-        <w:rPr>
-          <w:spacing w:val="-8"/>
-        </w:rPr>
-        <w:t xml:space="preserve"> </w:t>
-      </w:r>
-      <w:r>
-        <w:t>Contribution</w:t>
-      </w:r>
-      <w:r>
-        <w:rPr>
-          <w:spacing w:val="-5"/>
-        </w:rPr>
-        <w:t xml:space="preserve"> </w:t>
-      </w:r>
-      <w:r>
-        <w:t>to</w:t>
-      </w:r>
-      <w:r>
-        <w:rPr>
-          <w:spacing w:val="-10"/>
-        </w:rPr>
-        <w:t xml:space="preserve"> </w:t>
-      </w:r>
-      <w:r>
-        <w:t>a</w:t>
-      </w:r>
-      <w:r>
-        <w:rPr>
-          <w:spacing w:val="-8"/>
-        </w:rPr>
-        <w:t xml:space="preserve"> </w:t>
-      </w:r>
-      <w:r>
-        <w:t>newly</w:t>
-      </w:r>
-      <w:r>
-        <w:rPr>
-          <w:spacing w:val="-12"/>
-        </w:rPr>
-        <w:t xml:space="preserve"> </w:t>
-      </w:r>
-      <w:r>
-        <w:t>formed</w:t>
-      </w:r>
-      <w:r>
-        <w:rPr>
-          <w:spacing w:val="-9"/>
-        </w:rPr>
-        <w:t xml:space="preserve"> </w:t>
-      </w:r>
-      <w:r>
-        <w:t>investment</w:t>
-      </w:r>
-      <w:r>
-        <w:rPr>
-          <w:spacing w:val="-8"/>
-        </w:rPr>
-        <w:t xml:space="preserve"> </w:t>
-      </w:r>
-      <w:r>
-        <w:t>fund</w:t>
-      </w:r>
-      <w:r>
-        <w:rPr>
-          <w:spacing w:val="-2"/>
-        </w:rPr>
-        <w:t xml:space="preserve"> </w:t>
-      </w:r>
-      <w:r>
-        <w:rPr>
-          <w:b/>
-        </w:rPr>
-        <w:t xml:space="preserve">(“Fund”) </w:t>
-      </w:r>
-      <w:r>
-        <w:t>structured as a Limited Liability Company.</w:t>
-      </w:r>
-    </w:p>
-    <w:p>
-      <w:pPr>
-        <w:pStyle w:val="BodyText"/>
-        <w:spacing w:before="1" w:line="259" w:lineRule="auto"/>
-        <w:ind w:left="600" w:right="231"/>
-      </w:pPr>
-    </w:p>
-    <w:p>
-      <w:pPr>
-        <w:pStyle w:val="BodyText"/>
-        <w:spacing w:before="1" w:line="259" w:lineRule="auto"/>
-        <w:ind w:left="600" w:right="231"/>
-        <w:jc w:val="both"/>
-      </w:pPr>
-      <w:r>
-        <w:t>Within</w:t>
-      </w:r>
-      <w:r>
-        <w:rPr>
-          <w:spacing w:val="-7"/>
-        </w:rPr>
-        <w:t xml:space="preserve"> </w:t>
-      </w:r>
-      <w:r>
-        <w:t>this</w:t>
-      </w:r>
-      <w:r>
-        <w:rPr>
-          <w:spacing w:val="-5"/>
-        </w:rPr>
-        <w:t xml:space="preserve"> </w:t>
-      </w:r>
-      <w:r>
-        <w:t>Fund</w:t>
-      </w:r>
-      <w:r>
-        <w:rPr>
-          <w:spacing w:val="-7"/>
-        </w:rPr>
-        <w:t xml:space="preserve"> </w:t>
-      </w:r>
-      <w:r>
-        <w:t>Structure,</w:t>
-      </w:r>
-      <w:r>
-        <w:rPr>
-          <w:spacing w:val="-5"/>
-        </w:rPr>
-        <w:t xml:space="preserve"> </w:t>
-      </w:r>
-      <w:r>
-        <w:t>the Lender</w:t>
-      </w:r>
-      <w:r>
-        <w:rPr>
-          <w:spacing w:val="-9"/>
-        </w:rPr>
-        <w:t xml:space="preserve"> </w:t>
-      </w:r>
-      <w:r>
-        <w:t>shall</w:t>
-      </w:r>
-      <w:r>
-        <w:rPr>
-          <w:spacing w:val="-6"/>
-        </w:rPr>
-        <w:t xml:space="preserve"> </w:t>
-      </w:r>
-      <w:r>
-        <w:t xml:space="preserve">(a) </w:t>
-      </w:r>
-      <w:r>
-        <w:rPr>
-          <w:b/>
-        </w:rPr>
-        <w:t>maintain</w:t>
-      </w:r>
-      <w:r>
-        <w:rPr>
-          <w:b/>
-          <w:spacing w:val="-5"/>
-        </w:rPr>
-        <w:t xml:space="preserve"> </w:t>
-      </w:r>
-      <w:r>
-        <w:rPr>
-          <w:b/>
-        </w:rPr>
-        <w:t>an</w:t>
-      </w:r>
-      <w:r>
-        <w:rPr>
-          <w:b/>
-          <w:spacing w:val="-5"/>
-        </w:rPr>
-        <w:t xml:space="preserve"> </w:t>
-      </w:r>
-      <w:r>
-        <w:rPr>
-          <w:b/>
-        </w:rPr>
-        <w:t>active</w:t>
-      </w:r>
-      <w:r>
-        <w:rPr>
-          <w:b/>
-          <w:spacing w:val="-7"/>
-        </w:rPr>
-        <w:t xml:space="preserve"> </w:t>
-      </w:r>
-      <w:r>
-        <w:rPr>
-          <w:b/>
-        </w:rPr>
-        <w:t>role</w:t>
-      </w:r>
-      <w:r>
-        <w:rPr>
-          <w:b/>
-          <w:spacing w:val="-7"/>
-        </w:rPr>
-        <w:t xml:space="preserve"> </w:t>
-      </w:r>
-      <w:r>
-        <w:rPr>
-          <w:b/>
-        </w:rPr>
-        <w:t>in</w:t>
-      </w:r>
-      <w:r>
-        <w:rPr>
-          <w:b/>
-          <w:spacing w:val="-5"/>
-        </w:rPr>
-        <w:t xml:space="preserve"> </w:t>
-      </w:r>
-      <w:r>
-        <w:rPr>
-          <w:b/>
-        </w:rPr>
-        <w:t>the</w:t>
-      </w:r>
-      <w:r>
-        <w:rPr>
-          <w:b/>
-          <w:spacing w:val="-7"/>
-        </w:rPr>
-        <w:t xml:space="preserve"> </w:t>
-      </w:r>
-      <w:r>
-        <w:rPr>
-          <w:b/>
-        </w:rPr>
-        <w:t>creation</w:t>
-      </w:r>
-      <w:r>
-        <w:rPr>
-          <w:b/>
-          <w:spacing w:val="-5"/>
-        </w:rPr>
-        <w:t xml:space="preserve"> </w:t>
-      </w:r>
-      <w:r>
-        <w:rPr>
-          <w:b/>
-        </w:rPr>
-        <w:t>of</w:t>
-      </w:r>
-      <w:r>
-        <w:rPr>
-          <w:b/>
-          <w:spacing w:val="-7"/>
-        </w:rPr>
-        <w:t xml:space="preserve"> </w:t>
-      </w:r>
-      <w:r>
-        <w:rPr>
-          <w:b/>
-        </w:rPr>
-        <w:t>the</w:t>
-      </w:r>
-      <w:r>
-        <w:rPr>
-          <w:b/>
-          <w:spacing w:val="-7"/>
-        </w:rPr>
-        <w:t xml:space="preserve"> </w:t>
-      </w:r>
-      <w:r>
-        <w:rPr>
-          <w:b/>
-        </w:rPr>
-        <w:t xml:space="preserve">Fund, </w:t>
-      </w:r>
-      <w:r>
-        <w:rPr>
-          <w:spacing w:val="-2"/>
-        </w:rPr>
-        <w:t>and</w:t>
-      </w:r>
-      <w:r>
-        <w:rPr>
-          <w:spacing w:val="-7"/>
-        </w:rPr>
-        <w:t xml:space="preserve"> </w:t>
-      </w:r>
-      <w:r>
-        <w:rPr>
-          <w:spacing w:val="-2"/>
-        </w:rPr>
-        <w:t>(b)</w:t>
-      </w:r>
-      <w:r>
-        <w:rPr>
-          <w:spacing w:val="-3"/>
-        </w:rPr>
-        <w:t xml:space="preserve"> </w:t>
-      </w:r>
-      <w:r>
-        <w:rPr>
-          <w:b/>
-          <w:spacing w:val="-2"/>
-        </w:rPr>
-        <w:t>participate</w:t>
-      </w:r>
-      <w:r>
-        <w:rPr>
-          <w:b/>
-          <w:spacing w:val="-7"/>
-        </w:rPr>
-        <w:t xml:space="preserve"> </w:t>
-      </w:r>
-      <w:r>
-        <w:rPr>
-          <w:b/>
-          <w:spacing w:val="-2"/>
-        </w:rPr>
-        <w:t>as</w:t>
-      </w:r>
-      <w:r>
-        <w:rPr>
-          <w:b/>
-          <w:spacing w:val="-7"/>
-        </w:rPr>
-        <w:t xml:space="preserve"> </w:t>
-      </w:r>
-      <w:r>
-        <w:rPr>
-          <w:b/>
-          <w:spacing w:val="-2"/>
-        </w:rPr>
-        <w:t>a Limited</w:t>
-      </w:r>
-      <w:r>
-        <w:rPr>
-          <w:b/>
-          <w:spacing w:val="-5"/>
-        </w:rPr>
-        <w:t xml:space="preserve"> </w:t>
-      </w:r>
-      <w:r>
-        <w:rPr>
-          <w:b/>
-          <w:spacing w:val="-2"/>
-        </w:rPr>
-        <w:t xml:space="preserve">Partner </w:t>
-      </w:r>
-      <w:r>
-        <w:rPr>
-          <w:spacing w:val="-2"/>
-        </w:rPr>
-        <w:t>through</w:t>
-      </w:r>
-      <w:r>
-        <w:rPr>
-          <w:spacing w:val="-7"/>
-        </w:rPr>
-        <w:t xml:space="preserve"> </w:t>
-      </w:r>
-      <w:r>
-        <w:rPr>
-          <w:spacing w:val="-2"/>
-        </w:rPr>
-        <w:t>its</w:t>
-      </w:r>
-      <w:r>
-        <w:rPr>
-          <w:spacing w:val="-5"/>
-        </w:rPr>
-        <w:t xml:space="preserve"> </w:t>
-      </w:r>
-      <w:r>
-        <w:rPr>
-          <w:spacing w:val="-2"/>
-        </w:rPr>
-        <w:t>initial</w:t>
-      </w:r>
-      <w:r>
-        <w:rPr>
-          <w:spacing w:val="-6"/>
-        </w:rPr>
-        <w:t xml:space="preserve"> </w:t>
-      </w:r>
-      <w:r>
-        <w:rPr>
-          <w:spacing w:val="-2"/>
-        </w:rPr>
-        <w:t>capital contribution</w:t>
-      </w:r>
-      <w:r>
-        <w:rPr>
-          <w:spacing w:val="-7"/>
-        </w:rPr>
-        <w:t xml:space="preserve"> </w:t>
-      </w:r>
-      <w:r>
-        <w:rPr>
-          <w:spacing w:val="-2"/>
-        </w:rPr>
-        <w:t>and</w:t>
-      </w:r>
-      <w:r>
-        <w:rPr>
-          <w:spacing w:val="-7"/>
-        </w:rPr>
-        <w:t xml:space="preserve"> </w:t>
-      </w:r>
-      <w:r>
-        <w:rPr>
-          <w:spacing w:val="-2"/>
-        </w:rPr>
-        <w:t>in</w:t>
-      </w:r>
-      <w:r>
-        <w:rPr>
-          <w:spacing w:val="-7"/>
-        </w:rPr>
-        <w:t xml:space="preserve"> </w:t>
-      </w:r>
-      <w:r>
-        <w:rPr>
-          <w:spacing w:val="-2"/>
-        </w:rPr>
-        <w:t>accordance</w:t>
-      </w:r>
-      <w:r>
-        <w:rPr>
-          <w:spacing w:val="-5"/>
-        </w:rPr>
-        <w:t xml:space="preserve"> </w:t>
-      </w:r>
-      <w:r>
-        <w:rPr>
-          <w:spacing w:val="-2"/>
-        </w:rPr>
-        <w:t xml:space="preserve">with </w:t>
-      </w:r>
-      <w:r>
-        <w:t>the</w:t>
-      </w:r>
-      <w:r>
-        <w:rPr>
-          <w:spacing w:val="-5"/>
-        </w:rPr>
-        <w:t xml:space="preserve"> </w:t>
-      </w:r>
-      <w:r>
-        <w:t>rights,</w:t>
-      </w:r>
-      <w:r>
-        <w:rPr>
-          <w:spacing w:val="-6"/>
-        </w:rPr>
-        <w:t xml:space="preserve"> </w:t>
-      </w:r>
-      <w:r>
-        <w:t>responsibilities,</w:t>
-      </w:r>
-      <w:r>
-        <w:rPr>
-          <w:spacing w:val="-6"/>
-        </w:rPr>
-        <w:t xml:space="preserve"> </w:t>
-      </w:r>
-      <w:r>
-        <w:t>and</w:t>
-      </w:r>
-      <w:r>
-        <w:rPr>
-          <w:spacing w:val="-7"/>
-        </w:rPr>
-        <w:t xml:space="preserve"> </w:t>
-      </w:r>
-      <w:r>
-        <w:t>terms</w:t>
-      </w:r>
-      <w:r>
-        <w:rPr>
-          <w:spacing w:val="-5"/>
-        </w:rPr>
-        <w:t xml:space="preserve"> </w:t>
-      </w:r>
-      <w:r>
-        <w:t>outlined</w:t>
-      </w:r>
-      <w:r>
-        <w:rPr>
-          <w:spacing w:val="-7"/>
-        </w:rPr>
-        <w:t xml:space="preserve"> </w:t>
-      </w:r>
-      <w:r>
-        <w:t>in</w:t>
-      </w:r>
-      <w:r>
-        <w:rPr>
-          <w:spacing w:val="-7"/>
-        </w:rPr>
-        <w:t xml:space="preserve"> </w:t>
-      </w:r>
-      <w:r>
-        <w:t>the</w:t>
-      </w:r>
-      <w:r>
-        <w:rPr>
-          <w:spacing w:val="-5"/>
-        </w:rPr>
-        <w:t xml:space="preserve"> </w:t>
-      </w:r>
-      <w:r>
-        <w:t>Fund’s</w:t>
-      </w:r>
-      <w:r>
-        <w:rPr>
-          <w:spacing w:val="-5"/>
-        </w:rPr>
-        <w:t xml:space="preserve"> </w:t>
-      </w:r>
-      <w:r>
-        <w:t>Operating</w:t>
-      </w:r>
-      <w:r>
-        <w:rPr>
-          <w:spacing w:val="-4"/>
-        </w:rPr>
-        <w:t xml:space="preserve"> </w:t>
-      </w:r>
-      <w:r>
-        <w:t>Agreement</w:t>
-      </w:r>
-      <w:r>
-        <w:rPr>
-          <w:spacing w:val="-7"/>
-        </w:rPr>
-        <w:t xml:space="preserve"> </w:t>
-      </w:r>
-      <w:r>
-        <w:t>and</w:t>
-      </w:r>
-      <w:r>
-        <w:rPr>
-          <w:spacing w:val="-7"/>
-        </w:rPr>
-        <w:t xml:space="preserve"> </w:t>
-      </w:r>
-      <w:r>
-        <w:t>related documents.</w:t>
-      </w:r>
-      <w:r>
-        <w:rPr>
-          <w:spacing w:val="-2"/>
-        </w:rPr>
-        <w:t xml:space="preserve"> </w:t>
-      </w:r>
-      <w:r>
-        <w:t>This</w:t>
-      </w:r>
-      <w:r>
-        <w:rPr>
-          <w:spacing w:val="-6"/>
-        </w:rPr>
-        <w:t xml:space="preserve"> </w:t>
-      </w:r>
-      <w:r>
-        <w:t>capital</w:t>
-      </w:r>
-      <w:r>
-        <w:rPr>
-          <w:spacing w:val="-7"/>
-        </w:rPr>
-        <w:t xml:space="preserve"> </w:t>
-      </w:r>
-      <w:r>
-        <w:t>contribution</w:t>
-      </w:r>
-      <w:r>
-        <w:rPr>
-          <w:spacing w:val="-8"/>
-        </w:rPr>
-        <w:t xml:space="preserve"> </w:t>
-      </w:r>
-      <w:r>
-        <w:t>shall</w:t>
-      </w:r>
-      <w:r>
-        <w:rPr>
-          <w:spacing w:val="-7"/>
-        </w:rPr>
-        <w:t xml:space="preserve"> </w:t>
-      </w:r>
-      <w:r>
-        <w:t>be</w:t>
-      </w:r>
-      <w:r>
-        <w:rPr>
-          <w:spacing w:val="-11"/>
-        </w:rPr>
-        <w:t xml:space="preserve"> </w:t>
-      </w:r>
-      <w:r>
-        <w:t>governed</w:t>
-      </w:r>
-      <w:r>
-        <w:rPr>
-          <w:spacing w:val="-3"/>
-        </w:rPr>
-        <w:t xml:space="preserve"> </w:t>
-      </w:r>
-      <w:r>
-        <w:t>by</w:t>
-      </w:r>
-      <w:r>
-        <w:rPr>
-          <w:spacing w:val="-1"/>
-        </w:rPr>
-        <w:t xml:space="preserve"> </w:t>
-      </w:r>
-      <w:r>
-        <w:t>the</w:t>
-      </w:r>
-      <w:r>
-        <w:rPr>
-          <w:spacing w:val="-6"/>
-        </w:rPr>
-        <w:t xml:space="preserve"> </w:t>
-      </w:r>
-      <w:r>
-        <w:t>terms</w:t>
-      </w:r>
-      <w:r>
-        <w:rPr>
-          <w:spacing w:val="-6"/>
-        </w:rPr>
-        <w:t xml:space="preserve"> </w:t>
-      </w:r>
-      <w:r>
-        <w:t>of</w:t>
-      </w:r>
-      <w:r>
-        <w:rPr>
-          <w:spacing w:val="-5"/>
-        </w:rPr>
-        <w:t xml:space="preserve"> </w:t>
-      </w:r>
-      <w:r>
-        <w:t>the</w:t>
-      </w:r>
-      <w:r>
-        <w:rPr>
-          <w:spacing w:val="-6"/>
-        </w:rPr>
-        <w:t xml:space="preserve"> </w:t>
-      </w:r>
-      <w:r>
-        <w:t>Fund</w:t>
-      </w:r>
-      <w:r>
-        <w:rPr>
-          <w:spacing w:val="-8"/>
-        </w:rPr>
-        <w:t xml:space="preserve"> </w:t>
-      </w:r>
-      <w:r>
-        <w:t>and</w:t>
-      </w:r>
-      <w:r>
-        <w:rPr>
-          <w:spacing w:val="-8"/>
-        </w:rPr>
-        <w:t xml:space="preserve"> </w:t>
-      </w:r>
-      <w:r>
-        <w:t>associated documents are to</w:t>
-      </w:r>
-      <w:r>
-        <w:rPr>
-          <w:spacing w:val="-2"/>
-        </w:rPr>
-        <w:t xml:space="preserve"> </w:t>
-      </w:r>
-      <w:r>
-        <w:t>be finalized and executed by the parties.</w:t>
-      </w:r>
-    </w:p>
-    <w:p>
-      <w:pPr>
-        <w:pStyle w:val="BodyText"/>
-        <w:spacing w:before="1" w:line="259" w:lineRule="auto"/>
-        <w:ind w:right="231"/>
-        <w:jc w:val="both"/>
-      </w:pPr>
-    </w:p>
-    <w:p>
-      <w:pPr>
-        <w:pStyle w:val="BodyText"/>
-        <w:spacing w:before="1" w:line="259" w:lineRule="auto"/>
-        <w:ind w:left="600" w:right="231"/>
-        <w:jc w:val="both"/>
-      </w:pPr>
-      <w:r>
-        <w:t>If,</w:t>
-      </w:r>
-      <w:r>
-        <w:rPr>
-          <w:spacing w:val="-14"/>
-        </w:rPr>
-        <w:t xml:space="preserve"> </w:t>
-      </w:r>
-      <w:r>
-        <w:t>for</w:t>
-      </w:r>
-      <w:r>
-        <w:rPr>
-          <w:spacing w:val="-12"/>
-        </w:rPr>
-        <w:t xml:space="preserve"> </w:t>
-      </w:r>
-      <w:r>
-        <w:t>any</w:t>
-      </w:r>
-      <w:r>
-        <w:rPr>
-          <w:spacing w:val="-13"/>
-        </w:rPr>
-        <w:t xml:space="preserve"> </w:t>
-      </w:r>
-      <w:r>
-        <w:t>reason,</w:t>
-      </w:r>
-      <w:r>
-        <w:rPr>
-          <w:spacing w:val="-12"/>
-        </w:rPr>
-        <w:t xml:space="preserve"> </w:t>
-      </w:r>
-      <w:r>
-        <w:t>the</w:t>
-      </w:r>
-      <w:r>
-        <w:rPr>
-          <w:spacing w:val="-12"/>
-        </w:rPr>
-        <w:t xml:space="preserve"> </w:t>
-      </w:r>
-      <w:r>
-        <w:t>parties</w:t>
-      </w:r>
-      <w:r>
-        <w:rPr>
-          <w:spacing w:val="-12"/>
-        </w:rPr>
-        <w:t xml:space="preserve"> </w:t>
-      </w:r>
-      <w:r>
-        <w:t>do</w:t>
-      </w:r>
-      <w:r>
-        <w:rPr>
-          <w:spacing w:val="-13"/>
-        </w:rPr>
-        <w:t xml:space="preserve"> </w:t>
-      </w:r>
-      <w:r>
-        <w:t>not</w:t>
-      </w:r>
-      <w:r>
-        <w:rPr>
-          <w:spacing w:val="-13"/>
-        </w:rPr>
-        <w:t xml:space="preserve"> </w:t>
-      </w:r>
-      <w:r>
-        <w:t>mutually</w:t>
-      </w:r>
-      <w:r>
-        <w:rPr>
-          <w:spacing w:val="-12"/>
-        </w:rPr>
-        <w:t xml:space="preserve"> </w:t>
-      </w:r>
-      <w:r>
-        <w:t>agree</w:t>
-      </w:r>
-      <w:r>
-        <w:rPr>
-          <w:spacing w:val="-7"/>
-        </w:rPr>
-        <w:t xml:space="preserve"> </w:t>
-      </w:r>
-      <w:r>
-        <w:t>to</w:t>
-      </w:r>
-      <w:r>
-        <w:rPr>
-          <w:spacing w:val="-10"/>
-        </w:rPr>
-        <w:t xml:space="preserve"> </w:t>
-      </w:r>
-      <w:r>
-        <w:t>the</w:t>
-      </w:r>
-      <w:r>
-        <w:rPr>
-          <w:spacing w:val="-12"/>
-        </w:rPr>
-        <w:t xml:space="preserve"> </w:t>
-      </w:r>
-      <w:r>
-        <w:t>final</w:t>
-      </w:r>
-      <w:r>
-        <w:rPr>
-          <w:spacing w:val="-13"/>
-        </w:rPr>
-        <w:t xml:space="preserve"> </w:t>
-      </w:r>
-      <w:r>
-        <w:t>terms</w:t>
-      </w:r>
-      <w:r>
-        <w:rPr>
-          <w:spacing w:val="-12"/>
-        </w:rPr>
-        <w:t xml:space="preserve"> </w:t>
-      </w:r>
-      <w:r>
-        <w:t>of</w:t>
-      </w:r>
-      <w:r>
-        <w:rPr>
-          <w:spacing w:val="-11"/>
-        </w:rPr>
-        <w:t xml:space="preserve"> </w:t>
-      </w:r>
-      <w:r>
-        <w:t>the</w:t>
-      </w:r>
-      <w:r>
-        <w:rPr>
-          <w:spacing w:val="-12"/>
-        </w:rPr>
-        <w:t xml:space="preserve"> </w:t>
-      </w:r>
-      <w:r>
-        <w:t>Fund</w:t>
-      </w:r>
-      <w:r>
-        <w:rPr>
-          <w:spacing w:val="-13"/>
-        </w:rPr>
-        <w:t xml:space="preserve"> </w:t>
-      </w:r>
-      <w:r>
-        <w:t>or</w:t>
-      </w:r>
-      <w:r>
-        <w:rPr>
-          <w:spacing w:val="-12"/>
-        </w:rPr>
-        <w:t xml:space="preserve"> </w:t>
-      </w:r>
-      <w:r>
-        <w:t>the</w:t>
-      </w:r>
-      <w:r>
-        <w:rPr>
-          <w:spacing w:val="-12"/>
-        </w:rPr>
-        <w:t xml:space="preserve"> </w:t>
-      </w:r>
-      <w:r>
-        <w:t>Fund</w:t>
-      </w:r>
-      <w:r>
-        <w:rPr>
-          <w:spacing w:val="-13"/>
-        </w:rPr>
-        <w:t xml:space="preserve"> </w:t>
-      </w:r>
-      <w:r>
-        <w:t>is</w:t>
-      </w:r>
-      <w:r>
-        <w:rPr>
-          <w:spacing w:val="-12"/>
-        </w:rPr>
-        <w:t xml:space="preserve"> </w:t>
-      </w:r>
-      <w:r>
-        <w:t>not formally</w:t>
-      </w:r>
-      <w:r>
-        <w:rPr>
-          <w:spacing w:val="-5"/>
-        </w:rPr>
-        <w:t xml:space="preserve"> </w:t>
-      </w:r>
-      <w:r>
-        <w:t>launched,</w:t>
-      </w:r>
-      <w:r>
-        <w:rPr>
-          <w:spacing w:val="-1"/>
-        </w:rPr>
-        <w:t xml:space="preserve"> </w:t>
-      </w:r>
-      <w:r>
-        <w:t>the</w:t>
-      </w:r>
-      <w:r>
-        <w:rPr>
-          <w:spacing w:val="-5"/>
-        </w:rPr>
-        <w:t xml:space="preserve"> </w:t>
-      </w:r>
-      <w:r>
-        <w:t>full</w:t>
-      </w:r>
-      <w:r>
-        <w:rPr>
-          <w:spacing w:val="-6"/>
-        </w:rPr>
-        <w:t xml:space="preserve"> </w:t>
-      </w:r>
-      <w:r>
-        <w:t>amount</w:t>
-      </w:r>
-      <w:r>
-        <w:rPr>
-          <w:spacing w:val="-7"/>
-        </w:rPr>
-        <w:t xml:space="preserve"> </w:t>
-      </w:r>
-      <w:r>
-        <w:t xml:space="preserve">of </w:t>
-      </w:r>
-      <w:r>
-        <w:rPr>
-          <w:b/>
-        </w:rPr>
-        <w:t>${{LOAN_AMOUNT}}</w:t>
-      </w:r>
-      <w:r>
-        <w:rPr>
-          <w:b/>
-          <w:spacing w:val="-7"/>
-        </w:rPr>
-        <w:t xml:space="preserve"> </w:t>
-      </w:r>
-      <w:r>
-        <w:t>shall</w:t>
-      </w:r>
-      <w:r>
-        <w:rPr>
-          <w:spacing w:val="-1"/>
-        </w:rPr>
-        <w:t xml:space="preserve"> </w:t>
-      </w:r>
-      <w:r>
-        <w:t>be</w:t>
-      </w:r>
-      <w:r>
-        <w:rPr>
-          <w:spacing w:val="-5"/>
-        </w:rPr>
-        <w:t xml:space="preserve"> </w:t>
-      </w:r>
-      <w:r>
-        <w:t>returned</w:t>
-      </w:r>
-      <w:r>
-        <w:rPr>
-          <w:spacing w:val="-6"/>
-        </w:rPr>
-        <w:t xml:space="preserve"> </w:t>
-      </w:r>
-      <w:r>
-        <w:t>to</w:t>
-      </w:r>
-      <w:r>
-        <w:rPr>
-          <w:spacing w:val="-8"/>
-        </w:rPr>
-        <w:t xml:space="preserve"> </w:t>
-      </w:r>
-      <w:r>
-        <w:t>the</w:t>
-      </w:r>
-      <w:r>
-        <w:rPr>
-          <w:spacing w:val="-5"/>
-        </w:rPr>
-        <w:t xml:space="preserve"> </w:t>
-      </w:r>
-      <w:r>
-        <w:t>Lender</w:t>
-      </w:r>
-      <w:r>
-        <w:rPr>
-          <w:spacing w:val="-5"/>
-        </w:rPr>
-        <w:t xml:space="preserve"> </w:t>
-      </w:r>
-      <w:r>
-        <w:t>in</w:t>
-      </w:r>
-      <w:r>
-        <w:rPr>
-          <w:spacing w:val="-12"/>
-        </w:rPr>
-        <w:t xml:space="preserve"> </w:t>
-      </w:r>
-      <w:r>
-        <w:t>full.</w:t>
-      </w:r>
-    </w:p>
-    <w:p>
-      <w:pPr>
-        <w:pStyle w:val="BodyText"/>
-        <w:spacing w:before="1" w:line="259" w:lineRule="auto"/>
-        <w:ind w:right="231"/>
-        <w:jc w:val="both"/>
-      </w:pPr>
-    </w:p>
-    <w:p>
-      <w:pPr>
-        <w:pStyle w:val="BodyText"/>
-        <w:numPr>
-          <w:ilvl w:val="0"/>
-          <w:numId w:val="1"/>
-        </w:numPr>
-        <w:spacing w:before="1" w:line="259" w:lineRule="auto"/>
-        <w:ind w:right="231"/>
-        <w:jc w:val="both"/>
-        <w:rPr>
-          <w:b/>
-          <w:bCs/>
-        </w:rPr>
-      </w:pPr>
-      <w:r>
-        <w:rPr>
-          <w:b/>
-          <w:bCs/>
-        </w:rPr>
-        <w:t>Prepayment</w:t>
-      </w:r>
-      <w:r>
-        <w:rPr>
-          <w:b/>
-          <w:bCs/>
-        </w:rPr>
-        <w:br/>
-      </w:r>
-      <w:r>
-        <w:t>The</w:t>
-      </w:r>
-      <w:r>
-        <w:rPr>
-          <w:spacing w:val="-7"/>
-        </w:rPr>
-        <w:t xml:space="preserve"> </w:t>
-      </w:r>
-      <w:r>
-        <w:t>Borrower may</w:t>
-      </w:r>
-      <w:r>
-        <w:rPr>
-          <w:spacing w:val="-6"/>
-        </w:rPr>
-        <w:t xml:space="preserve"> </w:t>
-      </w:r>
-      <w:r>
-        <w:t>prepay</w:t>
-      </w:r>
-      <w:r>
-        <w:rPr>
-          <w:spacing w:val="-2"/>
-        </w:rPr>
-        <w:t xml:space="preserve"> </w:t>
-      </w:r>
-      <w:r>
-        <w:t>the</w:t>
-      </w:r>
-      <w:r>
-        <w:rPr>
-          <w:spacing w:val="-6"/>
-        </w:rPr>
-        <w:t xml:space="preserve"> </w:t>
-      </w:r>
-      <w:r>
-        <w:t>loan,</w:t>
-      </w:r>
-      <w:r>
-        <w:rPr>
-          <w:spacing w:val="-7"/>
-        </w:rPr>
-        <w:t xml:space="preserve"> </w:t>
-      </w:r>
-      <w:r>
-        <w:t>in</w:t>
-      </w:r>
-      <w:r>
-        <w:rPr>
-          <w:spacing w:val="-9"/>
-        </w:rPr>
-        <w:t xml:space="preserve"> </w:t>
-      </w:r>
-      <w:r>
-        <w:t>part</w:t>
-      </w:r>
-      <w:r>
-        <w:rPr>
-          <w:spacing w:val="-2"/>
-        </w:rPr>
-        <w:t xml:space="preserve"> </w:t>
-      </w:r>
-      <w:r>
-        <w:t>or</w:t>
-      </w:r>
-      <w:r>
-        <w:rPr>
-          <w:spacing w:val="-7"/>
-        </w:rPr>
-        <w:t xml:space="preserve"> </w:t>
-      </w:r>
-      <w:r>
-        <w:t>in</w:t>
-      </w:r>
-      <w:r>
-        <w:rPr>
-          <w:spacing w:val="-9"/>
-        </w:rPr>
-        <w:t xml:space="preserve"> </w:t>
-      </w:r>
-      <w:r>
-        <w:t>full,</w:t>
-      </w:r>
-      <w:r>
-        <w:rPr>
-          <w:spacing w:val="-13"/>
-        </w:rPr>
-        <w:t xml:space="preserve"> </w:t>
-      </w:r>
-      <w:r>
-        <w:t>at</w:t>
-      </w:r>
-      <w:r>
-        <w:rPr>
-          <w:spacing w:val="-3"/>
-        </w:rPr>
-        <w:t xml:space="preserve"> </w:t>
-      </w:r>
-      <w:r>
-        <w:t>any</w:t>
-      </w:r>
-      <w:r>
-        <w:rPr>
-          <w:spacing w:val="-1"/>
-        </w:rPr>
-        <w:t xml:space="preserve"> </w:t>
-      </w:r>
-      <w:r>
-        <w:t>time</w:t>
-      </w:r>
-      <w:r>
-        <w:rPr>
-          <w:spacing w:val="-7"/>
-        </w:rPr>
-        <w:t xml:space="preserve"> </w:t>
-      </w:r>
-      <w:r>
-        <w:t>prior</w:t>
-      </w:r>
-      <w:r>
-        <w:rPr>
-          <w:spacing w:val="-6"/>
-        </w:rPr>
-        <w:t xml:space="preserve"> </w:t>
-      </w:r>
-      <w:r>
-        <w:t>to</w:t>
-      </w:r>
-      <w:r>
-        <w:rPr>
-          <w:spacing w:val="-9"/>
-        </w:rPr>
-        <w:t xml:space="preserve"> </w:t>
-      </w:r>
-      <w:r>
-        <w:t>the</w:t>
-      </w:r>
-      <w:r>
-        <w:rPr>
-          <w:spacing w:val="-7"/>
-        </w:rPr>
-        <w:t xml:space="preserve"> </w:t>
-      </w:r>
-      <w:r>
-        <w:t>final</w:t>
-      </w:r>
-      <w:r>
-        <w:rPr>
-          <w:spacing w:val="-12"/>
-        </w:rPr>
-        <w:t xml:space="preserve"> </w:t>
-      </w:r>
-      <w:r>
-        <w:t>scheduled payment date without penalty.</w:t>
-      </w:r>
-    </w:p>
-    <w:p>
-      <w:pPr>
-        <w:pStyle w:val="BodyText"/>
-        <w:spacing w:before="1" w:line="259" w:lineRule="auto"/>
-        <w:ind w:left="600" w:right="231"/>
-        <w:jc w:val="both"/>
-        <w:rPr>
-          <w:b/>
-          <w:bCs/>
-        </w:rPr>
-        <w:sectPr>
-          <w:type w:val="continuous"/>
-          <w:pgSz w:w="12240" w:h="15840"/>
-          <w:pgMar w:top="1000" w:right="1080" w:bottom="280" w:left="1080" w:header="720" w:footer="720" w:gutter="0"/>
-          <w:cols w:space="720"/>
-        </w:sectPr>
-      </w:pPr>
-      <w:r>
-        <w:rPr>
-          <w:b/>
-          <w:bCs/>
-        </w:rPr>
-        <w:br/>
-      </w:r>
-    </w:p>
-    <w:p>
-      <w:pPr>
-        <w:pStyle w:val="BodyText"/>
         <w:spacing w:before="13"/>
       </w:pPr>
     </w:p>
@@ -3624,22 +2107,8 @@
         </w:tabs>
         <w:ind w:left="599" w:hanging="239"/>
       </w:pPr>
-      <w:bookmarkStart w:id="6" w:name="6._Governing_Law"/>
-      <w:bookmarkEnd w:id="6"/>
-      <w:r>
-        <w:t>Governing</w:t>
-      </w:r>
-      <w:r>
-        <w:rPr>
-          <w:spacing w:val="-10"/>
-        </w:rPr>
-        <w:t xml:space="preserve"> </w:t>
-      </w:r>
-      <w:r>
-        <w:rPr>
-          <w:spacing w:val="-5"/>
-        </w:rPr>
-        <w:t>Law</w:t>
+      <w:r>
+        <w:t>Prepayment</w:t>
       </w:r>
     </w:p>
     <w:p>
@@ -3649,6 +2118,52 @@
         <w:ind w:left="360"/>
       </w:pPr>
       <w:r>
+        <w:t xml:space="preserve">The Borrower may prepay the loan, in part or in full, at any time prior to the final scheduled payment date without penalty. </w:t>
+      </w:r>
+    </w:p>
+    <w:p>
+      <w:pPr>
+        <w:pStyle w:val="BodyText"/>
+        <w:spacing w:before="13"/>
+      </w:pPr>
+    </w:p>
+    <w:p>
+      <w:pPr>
+        <w:pStyle w:val="Heading1"/>
+        <w:numPr>
+          <w:ilvl w:val="0"/>
+          <w:numId w:val="1"/>
+        </w:numPr>
+        <w:tabs>
+          <w:tab w:val="left" w:pos="599"/>
+        </w:tabs>
+        <w:ind w:left="599" w:hanging="239"/>
+      </w:pPr>
+      <w:bookmarkStart w:id="6" w:name="6._Governing_Law"/>
+      <w:bookmarkEnd w:id="6"/>
+      <w:r>
+        <w:t>Governing</w:t>
+      </w:r>
+      <w:r>
+        <w:rPr>
+          <w:spacing w:val="-10"/>
+        </w:rPr>
+        <w:t xml:space="preserve"> </w:t>
+      </w:r>
+      <w:r>
+        <w:rPr>
+          <w:spacing w:val="-5"/>
+        </w:rPr>
+        <w:t>Law</w:t>
+      </w:r>
+    </w:p>
+    <w:p>
+      <w:pPr>
+        <w:pStyle w:val="BodyText"/>
+        <w:spacing w:before="22"/>
+        <w:ind w:left="360"/>
+      </w:pPr>
+      <w:r>
         <w:t>This</w:t>
       </w:r>
       <w:r>
@@ -3987,21 +2502,6 @@
     <w:p>
       <w:pPr>
         <w:pStyle w:val="Heading1"/>
-      </w:pPr>
-    </w:p>
-    <w:p>
-      <w:pPr>
-        <w:pStyle w:val="BodyText"/>
-        <w:rPr>
-          <w:b/>
-          <w:sz w:val="20"/>
-        </w:rPr>
-      </w:pPr>
-    </w:p>
-    <w:p>
-      <w:pPr>
-        <w:pStyle w:val="Heading1"/>
-        <w:spacing w:line="271" w:lineRule="auto"/>
       </w:pPr>
     </w:p>
     <w:p>
@@ -4022,14 +2522,7 @@
           <w:b/>
           <w:sz w:val="24"/>
         </w:rPr>
-        <w:t>Lender</w:t>
-      </w:r>
-      <w:r>
-        <w:rPr>
-          <w:b/>
-          <w:sz w:val="24"/>
-        </w:rPr>
-        <w:t>:</w:t>
+        <w:t>Lender:</w:t>
       </w:r>
       <w:r>
         <w:rPr>
@@ -4076,18 +2569,6 @@
         </w:rPr>
         <w:t>{{LENDER_NAME}}</w:t>
       </w:r>
-    </w:p>
-    <w:p>
-      <w:pPr>
-        <w:pStyle w:val="Heading1"/>
-        <w:spacing w:line="271" w:lineRule="auto"/>
-      </w:pPr>
-    </w:p>
-    <w:p>
-      <w:pPr>
-        <w:pStyle w:val="Heading1"/>
-        <w:spacing w:line="271" w:lineRule="auto"/>
-      </w:pPr>
     </w:p>
     <w:p>
       <w:pPr>
@@ -4233,7 +2714,7 @@
     </w:p>
     <w:sectPr>
       <w:pgSz w:w="12240" w:h="15840"/>
-      <w:pgMar w:top="1820" w:right="1080" w:bottom="280" w:left="1080" w:header="720" w:footer="720" w:gutter="0"/>
+      <w:pgMar w:top="998" w:right="1077" w:bottom="278" w:left="1077" w:header="720" w:footer="720" w:gutter="0"/>
       <w:cols w:space="720"/>
     </w:sectPr>
   </w:body>
@@ -4291,7 +2772,6 @@
       <w:lvlJc w:val="left"/>
       <w:pPr>
         <w:ind w:left="600" w:hanging="240"/>
-        <w:jc w:val="left"/>
       </w:pPr>
       <w:rPr>
         <w:rFonts w:ascii="Calibri" w:eastAsia="Calibri" w:hAnsi="Calibri" w:cs="Calibri" w:hint="default"/>
